--- a/strategy-reset-v2/Strategy_Reset_v2_Call_Run_Sheet.docx
+++ b/strategy-reset-v2/Strategy_Reset_v2_Call_Run_Sheet.docx
@@ -38,7 +38,7 @@
           <w:color w:val="11223A"/>
           <w:sz w:val="21"/>
         </w:rPr>
-        <w:t>Goal of the call: (1) release the $750 milestone, (2) get sign-off on the new direction, (3) lock the production budget, (4) swap the bonus to free-community signups, (5) agree how they pay. Keep the tone calm and confident — you delivered the work. This is a better plan, not an apology.</w:t>
+        <w:t>Goal of the call: (1) release the $750 milestone, (2) get sign-off on the new direction, (3) agree the $1,000 fee for the next phase, (4) lock the production budget, (5) swap the bonus to free-community signups, (6) agree how they pay. Keep the tone calm and confident — you delivered the work. This is a better plan, not an apology.</w:t>
       </w:r>
     </w:p>
     <w:p>
@@ -407,7 +407,77 @@
           <w:color w:val="0B2545"/>
           <w:sz w:val="28"/>
         </w:rPr>
-        <w:t>4 · THE BUDGET (LEAD WITH THE TOTAL)</w:t>
+        <w:t>4 · YOUR FEE FOR THIS PHASE — $1,000</w:t>
+      </w:r>
+    </w:p>
+    <w:p>
+      <w:pPr>
+        <w:pStyle w:val="ListBullet"/>
+        <w:spacing w:after="40"/>
+      </w:pPr>
+      <w:r>
+        <w:rPr>
+          <w:rFonts w:ascii="Calibri" w:hAnsi="Calibri"/>
+          <w:b/>
+          <w:i w:val="0"/>
+          <w:color w:val="11223A"/>
+          <w:sz w:val="22"/>
+        </w:rPr>
+        <w:t xml:space="preserve">Frame the jump from $750: </w:t>
+      </w:r>
+      <w:r>
+        <w:rPr>
+          <w:rFonts w:ascii="Calibri" w:hAnsi="Calibri"/>
+          <w:b w:val="0"/>
+          <w:i w:val="0"/>
+          <w:color w:val="11223A"/>
+          <w:sz w:val="22"/>
+        </w:rPr>
+        <w:t>“The first block was billed at the old content-only rate — $750, half of the $1,500/month. This phase is $1,000 because it’s no longer just content: it includes the viral research and running the paid campaign across all three platforms, which is extra hands-on work the first block didn’t have.”</w:t>
+      </w:r>
+    </w:p>
+    <w:p>
+      <w:pPr>
+        <w:pStyle w:val="ListBullet"/>
+        <w:spacing w:after="40"/>
+      </w:pPr>
+      <w:r>
+        <w:rPr>
+          <w:rFonts w:ascii="Calibri" w:hAnsi="Calibri"/>
+          <w:b/>
+          <w:i w:val="0"/>
+          <w:color w:val="11223A"/>
+          <w:sz w:val="22"/>
+        </w:rPr>
+        <w:t xml:space="preserve">Keep it separate from the ad/tool budget. </w:t>
+      </w:r>
+      <w:r>
+        <w:rPr>
+          <w:rFonts w:ascii="Calibri" w:hAnsi="Calibri"/>
+          <w:b w:val="0"/>
+          <w:i w:val="0"/>
+          <w:color w:val="11223A"/>
+          <w:sz w:val="22"/>
+        </w:rPr>
+        <w:t>The $1,000 is your labour; the $915 is the engine’s running cost (mostly his ad spend). Don’t let them blur.</w:t>
+      </w:r>
+    </w:p>
+    <w:p>
+      <w:pPr>
+        <w:spacing w:before="320" w:after="80"/>
+        <w:pBdr>
+          <w:bottom w:val="single" w:sz="12" w:space="3" w:color="C9A24B"/>
+        </w:pBdr>
+      </w:pPr>
+      <w:r>
+        <w:rPr>
+          <w:rFonts w:ascii="Calibri" w:hAnsi="Calibri"/>
+          <w:b/>
+          <w:i w:val="0"/>
+          <w:color w:val="0B2545"/>
+          <w:sz w:val="28"/>
+        </w:rPr>
+        <w:t>4B · THE BUDGET (LEAD WITH THE TOTAL)</w:t>
       </w:r>
     </w:p>
     <w:p>
@@ -899,6 +969,64 @@
                 <w:color w:val="11223A"/>
                 <w:sz w:val="19"/>
               </w:rPr>
+              <w:t>Management fee — next 15-day phase</w:t>
+            </w:r>
+          </w:p>
+        </w:tc>
+        <w:tc>
+          <w:tcPr>
+            <w:tcW w:type="dxa" w:w="3456"/>
+            <w:tcMar>
+              <w:top w:w="60" w:type="dxa"/>
+              <w:bottom w:w="60" w:type="dxa"/>
+              <w:start w:w="100" w:type="dxa"/>
+              <w:end w:w="100" w:type="dxa"/>
+            </w:tcMar>
+            <w:shd w:val="clear" w:color="auto" w:fill="F6F8FB"/>
+          </w:tcPr>
+          <w:p>
+            <w:pPr>
+              <w:spacing w:after="0"/>
+              <w:jc w:val="right"/>
+            </w:pPr>
+            <w:r/>
+            <w:r>
+              <w:rPr>
+                <w:rFonts w:ascii="Calibri" w:hAnsi="Calibri"/>
+                <w:b w:val="0"/>
+                <w:i w:val="0"/>
+                <w:color w:val="11223A"/>
+                <w:sz w:val="19"/>
+              </w:rPr>
+              <w:t>$1,000</w:t>
+            </w:r>
+          </w:p>
+        </w:tc>
+      </w:tr>
+      <w:tr>
+        <w:tc>
+          <w:tcPr>
+            <w:tcW w:type="dxa" w:w="5472"/>
+            <w:tcMar>
+              <w:top w:w="60" w:type="dxa"/>
+              <w:bottom w:w="60" w:type="dxa"/>
+              <w:start w:w="100" w:type="dxa"/>
+              <w:end w:w="100" w:type="dxa"/>
+            </w:tcMar>
+          </w:tcPr>
+          <w:p>
+            <w:pPr>
+              <w:spacing w:after="0"/>
+            </w:pPr>
+            <w:r/>
+            <w:r>
+              <w:rPr>
+                <w:rFonts w:ascii="Calibri" w:hAnsi="Calibri"/>
+                <w:b w:val="0"/>
+                <w:i w:val="0"/>
+                <w:color w:val="11223A"/>
+                <w:sz w:val="19"/>
+              </w:rPr>
               <w:t>Tool stack / month</w:t>
             </w:r>
           </w:p>
@@ -912,7 +1040,6 @@
               <w:start w:w="100" w:type="dxa"/>
               <w:end w:w="100" w:type="dxa"/>
             </w:tcMar>
-            <w:shd w:val="clear" w:color="auto" w:fill="F6F8FB"/>
           </w:tcPr>
           <w:p>
             <w:pPr>
@@ -943,6 +1070,7 @@
               <w:start w:w="100" w:type="dxa"/>
               <w:end w:w="100" w:type="dxa"/>
             </w:tcMar>
+            <w:shd w:val="clear" w:color="auto" w:fill="F6F8FB"/>
           </w:tcPr>
           <w:p>
             <w:pPr>
@@ -970,6 +1098,7 @@
               <w:start w:w="100" w:type="dxa"/>
               <w:end w:w="100" w:type="dxa"/>
             </w:tcMar>
+            <w:shd w:val="clear" w:color="auto" w:fill="F6F8FB"/>
           </w:tcPr>
           <w:p>
             <w:pPr>
@@ -1000,7 +1129,6 @@
               <w:start w:w="100" w:type="dxa"/>
               <w:end w:w="100" w:type="dxa"/>
             </w:tcMar>
-            <w:shd w:val="clear" w:color="auto" w:fill="F6F8FB"/>
           </w:tcPr>
           <w:p>
             <w:pPr>
@@ -1028,7 +1156,6 @@
               <w:start w:w="100" w:type="dxa"/>
               <w:end w:w="100" w:type="dxa"/>
             </w:tcMar>
-            <w:shd w:val="clear" w:color="auto" w:fill="F6F8FB"/>
           </w:tcPr>
           <w:p>
             <w:pPr>
@@ -1059,6 +1186,7 @@
               <w:start w:w="100" w:type="dxa"/>
               <w:end w:w="100" w:type="dxa"/>
             </w:tcMar>
+            <w:shd w:val="clear" w:color="auto" w:fill="F6F8FB"/>
           </w:tcPr>
           <w:p>
             <w:pPr>
@@ -1086,6 +1214,7 @@
               <w:start w:w="100" w:type="dxa"/>
               <w:end w:w="100" w:type="dxa"/>
             </w:tcMar>
+            <w:shd w:val="clear" w:color="auto" w:fill="F6F8FB"/>
           </w:tcPr>
           <w:p>
             <w:pPr>
@@ -1116,7 +1245,6 @@
               <w:start w:w="100" w:type="dxa"/>
               <w:end w:w="100" w:type="dxa"/>
             </w:tcMar>
-            <w:shd w:val="clear" w:color="auto" w:fill="F6F8FB"/>
           </w:tcPr>
           <w:p>
             <w:pPr>
@@ -1144,7 +1272,6 @@
               <w:start w:w="100" w:type="dxa"/>
               <w:end w:w="100" w:type="dxa"/>
             </w:tcMar>
-            <w:shd w:val="clear" w:color="auto" w:fill="F6F8FB"/>
           </w:tcPr>
           <w:p>
             <w:pPr>
@@ -1175,6 +1302,7 @@
               <w:start w:w="100" w:type="dxa"/>
               <w:end w:w="100" w:type="dxa"/>
             </w:tcMar>
+            <w:shd w:val="clear" w:color="auto" w:fill="F6F8FB"/>
           </w:tcPr>
           <w:p>
             <w:pPr>
@@ -1202,6 +1330,7 @@
               <w:start w:w="100" w:type="dxa"/>
               <w:end w:w="100" w:type="dxa"/>
             </w:tcMar>
+            <w:shd w:val="clear" w:color="auto" w:fill="F6F8FB"/>
           </w:tcPr>
           <w:p>
             <w:pPr>
@@ -1232,7 +1361,6 @@
               <w:start w:w="100" w:type="dxa"/>
               <w:end w:w="100" w:type="dxa"/>
             </w:tcMar>
-            <w:shd w:val="clear" w:color="auto" w:fill="F6F8FB"/>
           </w:tcPr>
           <w:p>
             <w:pPr>
@@ -1260,7 +1388,6 @@
               <w:start w:w="100" w:type="dxa"/>
               <w:end w:w="100" w:type="dxa"/>
             </w:tcMar>
-            <w:shd w:val="clear" w:color="auto" w:fill="F6F8FB"/>
           </w:tcPr>
           <w:p>
             <w:pPr>
@@ -1291,6 +1418,7 @@
               <w:start w:w="100" w:type="dxa"/>
               <w:end w:w="100" w:type="dxa"/>
             </w:tcMar>
+            <w:shd w:val="clear" w:color="auto" w:fill="F6F8FB"/>
           </w:tcPr>
           <w:p>
             <w:pPr>
@@ -1318,6 +1446,7 @@
               <w:start w:w="100" w:type="dxa"/>
               <w:end w:w="100" w:type="dxa"/>
             </w:tcMar>
+            <w:shd w:val="clear" w:color="auto" w:fill="F6F8FB"/>
           </w:tcPr>
           <w:p>
             <w:pPr>
@@ -1386,6 +1515,32 @@
           <w:sz w:val="21"/>
         </w:rPr>
         <w:t>→ It’s for delivered production, not a virality guarantee. Reach is what the new plan fixes — fully budgeted, your call to fund.</w:t>
+      </w:r>
+    </w:p>
+    <w:p>
+      <w:pPr>
+        <w:pStyle w:val="ListBullet"/>
+        <w:spacing w:after="60"/>
+      </w:pPr>
+      <w:r>
+        <w:rPr>
+          <w:rFonts w:ascii="Calibri" w:hAnsi="Calibri"/>
+          <w:b/>
+          <w:i w:val="0"/>
+          <w:color w:val="0B2545"/>
+          <w:sz w:val="21"/>
+        </w:rPr>
+        <w:t xml:space="preserve">“Why is the next phase $1,000, not $750?”  </w:t>
+      </w:r>
+      <w:r>
+        <w:rPr>
+          <w:rFonts w:ascii="Calibri" w:hAnsi="Calibri"/>
+          <w:b w:val="0"/>
+          <w:i w:val="0"/>
+          <w:color w:val="11223A"/>
+          <w:sz w:val="21"/>
+        </w:rPr>
+        <w:t>→ The first block was content-only at the old rate. This phase adds viral research and managed paid advertising across 3 platforms — more hands-on work, so a modest increase. Still below the original $1,500/month run rate.</w:t>
       </w:r>
     </w:p>
     <w:p>
